--- a/static/resume.docx
+++ b/static/resume.docx
@@ -42,39 +42,7 @@
             <w:sz w:val="20"/>
             <w:szCs w:val="20"/>
           </w:rPr>
-          <w:t>aditya@ob</w:t>
-        </w:r>
-        <w:r>
-          <w:rPr>
-            <w:rStyle w:val="Hyperlink"/>
-            <w:sz w:val="20"/>
-            <w:szCs w:val="20"/>
-          </w:rPr>
-          <w:t>e</w:t>
-        </w:r>
-        <w:r>
-          <w:rPr>
-            <w:rStyle w:val="Hyperlink"/>
-            <w:sz w:val="20"/>
-            <w:szCs w:val="20"/>
-          </w:rPr>
-          <w:t>r</w:t>
-        </w:r>
-        <w:r>
-          <w:rPr>
-            <w:rStyle w:val="Hyperlink"/>
-            <w:sz w:val="20"/>
-            <w:szCs w:val="20"/>
-          </w:rPr>
-          <w:t>a</w:t>
-        </w:r>
-        <w:r>
-          <w:rPr>
-            <w:rStyle w:val="Hyperlink"/>
-            <w:sz w:val="20"/>
-            <w:szCs w:val="20"/>
-          </w:rPr>
-          <w:t>i.dev</w:t>
+          <w:t>aditya@oberai.dev</w:t>
         </w:r>
       </w:hyperlink>
       <w:r>
@@ -146,7 +114,6 @@
       </w:r>
       <w:hyperlink r:id="rId10" w:history="1">
         <w:proofErr w:type="spellStart"/>
-        <w:proofErr w:type="gramStart"/>
         <w:r>
           <w:rPr>
             <w:rStyle w:val="Hyperlink"/>
@@ -164,7 +131,6 @@
           <w:t>blog</w:t>
         </w:r>
         <w:proofErr w:type="spellEnd"/>
-        <w:proofErr w:type="gramEnd"/>
       </w:hyperlink>
     </w:p>
     <w:p>
@@ -298,29 +264,14 @@
         <w:ind w:left="274"/>
       </w:pPr>
       <w:r>
-        <w:t xml:space="preserve">Developer </w:t>
-      </w:r>
-      <w:r>
-        <w:t>Relations Lead</w:t>
+        <w:t>Developer Relations Lead</w:t>
       </w:r>
       <w:r>
         <w:t>, Appwrite</w:t>
       </w:r>
       <w:r>
         <w:tab/>
-        <w:t xml:space="preserve">      </w:t>
-      </w:r>
-      <w:r>
-        <w:t xml:space="preserve"> Dec</w:t>
-      </w:r>
-      <w:r>
-        <w:t xml:space="preserve"> 202</w:t>
-      </w:r>
-      <w:r>
-        <w:t>5</w:t>
-      </w:r>
-      <w:r>
-        <w:t xml:space="preserve"> – Present</w:t>
+        <w:t xml:space="preserve">       Dec 2025 – Present</w:t>
       </w:r>
     </w:p>
     <w:p>
@@ -592,6 +543,56 @@
           <w:sz w:val="18"/>
         </w:rPr>
         <w:t>helping developers use Appwrite with AI tools like Claude Code, Codex, and Cursor via MCP servers, AGENTS.md, agent skills, and plugins</w:t>
+      </w:r>
+    </w:p>
+    <w:p>
+      <w:pPr>
+        <w:pStyle w:val="ListParagraph"/>
+        <w:numPr>
+          <w:ilvl w:val="0"/>
+          <w:numId w:val="1"/>
+        </w:numPr>
+        <w:spacing w:line="227" w:lineRule="exact"/>
+        <w:ind w:right="201"/>
+        <w:rPr>
+          <w:bCs/>
+          <w:sz w:val="18"/>
+        </w:rPr>
+      </w:pPr>
+      <w:r>
+        <w:rPr>
+          <w:bCs/>
+          <w:sz w:val="18"/>
+        </w:rPr>
+        <w:t xml:space="preserve">Refined </w:t>
+      </w:r>
+      <w:r>
+        <w:rPr>
+          <w:b/>
+          <w:sz w:val="18"/>
+        </w:rPr>
+        <w:t>social media strategy</w:t>
+      </w:r>
+      <w:r>
+        <w:rPr>
+          <w:bCs/>
+          <w:sz w:val="18"/>
+        </w:rPr>
+        <w:t xml:space="preserve"> to drive more developer-friendly content, resulting in a </w:t>
+      </w:r>
+      <w:r>
+        <w:rPr>
+          <w:b/>
+          <w:sz w:val="18"/>
+        </w:rPr>
+        <w:t>500% increase in quarterly X impressions</w:t>
+      </w:r>
+      <w:r>
+        <w:rPr>
+          <w:bCs/>
+          <w:sz w:val="18"/>
+        </w:rPr>
+        <w:t xml:space="preserve"> in Q1 2026</w:t>
       </w:r>
     </w:p>
     <w:p>
@@ -1138,14 +1139,7 @@
           <w:bCs/>
           <w:sz w:val="18"/>
         </w:rPr>
-        <w:t xml:space="preserve"> </w:t>
-      </w:r>
-      <w:r>
-        <w:rPr>
-          <w:bCs/>
-          <w:sz w:val="18"/>
-        </w:rPr>
-        <w:t xml:space="preserve">to </w:t>
+        <w:t xml:space="preserve"> to </w:t>
       </w:r>
       <w:r>
         <w:rPr>
@@ -1697,19 +1691,7 @@
           <w:rPr>
             <w:rStyle w:val="Hyperlink"/>
           </w:rPr>
-          <w:t>CodeC</w:t>
-        </w:r>
-        <w:r>
-          <w:rPr>
-            <w:rStyle w:val="Hyperlink"/>
-          </w:rPr>
-          <w:t>a</w:t>
-        </w:r>
-        <w:r>
-          <w:rPr>
-            <w:rStyle w:val="Hyperlink"/>
-          </w:rPr>
-          <w:t>pture</w:t>
+          <w:t>CodeCapture</w:t>
         </w:r>
       </w:hyperlink>
     </w:p>
@@ -1783,19 +1765,7 @@
         <w:rPr>
           <w:sz w:val="18"/>
         </w:rPr>
-        <w:t xml:space="preserve"> .NET, Azure Functions, Azure </w:t>
-      </w:r>
-      <w:r>
-        <w:rPr>
-          <w:sz w:val="18"/>
-        </w:rPr>
-        <w:t>AI</w:t>
-      </w:r>
-      <w:r>
-        <w:rPr>
-          <w:sz w:val="18"/>
-        </w:rPr>
-        <w:t>, Azure Database for MySQL, Azure Static Web App</w:t>
+        <w:t xml:space="preserve"> .NET, Azure Functions, Azure AI, Azure Database for MySQL, Azure Static Web App</w:t>
       </w:r>
     </w:p>
     <w:p>
@@ -2318,55 +2288,17 @@
         </w:rPr>
         <w:t xml:space="preserve"> at </w:t>
       </w:r>
-      <w:proofErr w:type="gramStart"/>
-      <w:r>
-        <w:rPr>
-          <w:rFonts w:ascii="Carlito" w:eastAsia="Carlito" w:hAnsi="Carlito" w:cs="Carlito"/>
-          <w:b/>
-          <w:bCs/>
-          <w:color w:val="auto"/>
-          <w:sz w:val="18"/>
-          <w:szCs w:val="22"/>
-          <w:lang w:val="en-US"/>
-        </w:rPr>
-        <w:t>Open</w:t>
-      </w:r>
-      <w:r>
-        <w:rPr>
-          <w:rFonts w:ascii="Carlito" w:eastAsia="Carlito" w:hAnsi="Carlito" w:cs="Carlito"/>
-          <w:b/>
-          <w:bCs/>
-          <w:color w:val="auto"/>
-          <w:sz w:val="18"/>
-          <w:szCs w:val="22"/>
-          <w:lang w:val="en-US"/>
-        </w:rPr>
-        <w:t xml:space="preserve"> Source</w:t>
-      </w:r>
-      <w:proofErr w:type="gramEnd"/>
-      <w:r>
-        <w:rPr>
-          <w:rFonts w:ascii="Carlito" w:eastAsia="Carlito" w:hAnsi="Carlito" w:cs="Carlito"/>
-          <w:b/>
-          <w:bCs/>
-          <w:color w:val="auto"/>
-          <w:sz w:val="18"/>
-          <w:szCs w:val="22"/>
-          <w:lang w:val="en-US"/>
-        </w:rPr>
-        <w:t xml:space="preserve"> Summit India</w:t>
-      </w:r>
-      <w:r>
-        <w:rPr>
-          <w:rFonts w:ascii="Carlito" w:eastAsia="Carlito" w:hAnsi="Carlito" w:cs="Carlito"/>
-          <w:b/>
-          <w:bCs/>
-          <w:color w:val="auto"/>
-          <w:sz w:val="18"/>
-          <w:szCs w:val="22"/>
-          <w:lang w:val="en-US"/>
-        </w:rPr>
-        <w:t xml:space="preserve"> 2025</w:t>
+      <w:r>
+        <w:rPr>
+          <w:rFonts w:ascii="Carlito" w:eastAsia="Carlito" w:hAnsi="Carlito" w:cs="Carlito"/>
+          <w:b/>
+          <w:bCs/>
+          <w:color w:val="auto"/>
+          <w:sz w:val="18"/>
+          <w:szCs w:val="22"/>
+          <w:lang w:val="en-US"/>
+        </w:rPr>
+        <w:t>Open Source Summit India 2025</w:t>
       </w:r>
       <w:r>
         <w:rPr>
@@ -3058,7 +2990,6 @@
               </w:rPr>
             </w:pPr>
             <w:proofErr w:type="spellStart"/>
-            <w:proofErr w:type="gramStart"/>
             <w:r>
               <w:rPr>
                 <w:sz w:val="20"/>
@@ -3066,7 +2997,6 @@
               <w:t>B.Tech</w:t>
             </w:r>
             <w:proofErr w:type="spellEnd"/>
-            <w:proofErr w:type="gramEnd"/>
             <w:r>
               <w:rPr>
                 <w:sz w:val="20"/>
@@ -3817,15 +3747,6 @@
   </w:num>
   <w:num w:numId="6" w16cid:durableId="377364382">
     <w:abstractNumId w:val="2"/>
-    <w:lvlOverride w:ilvl="0"/>
-    <w:lvlOverride w:ilvl="1"/>
-    <w:lvlOverride w:ilvl="2"/>
-    <w:lvlOverride w:ilvl="3"/>
-    <w:lvlOverride w:ilvl="4"/>
-    <w:lvlOverride w:ilvl="5"/>
-    <w:lvlOverride w:ilvl="6"/>
-    <w:lvlOverride w:ilvl="7"/>
-    <w:lvlOverride w:ilvl="8"/>
   </w:num>
 </w:numbering>
 </file>
@@ -4238,6 +4159,7 @@
   <w:style w:type="character" w:default="1" w:styleId="DefaultParagraphFont">
     <w:name w:val="Default Paragraph Font"/>
     <w:uiPriority w:val="1"/>
+    <w:semiHidden/>
     <w:unhideWhenUsed/>
   </w:style>
   <w:style w:type="table" w:default="1" w:styleId="TableNormal">

--- a/static/resume.docx
+++ b/static/resume.docx
@@ -2804,7 +2804,67 @@
           <w:szCs w:val="22"/>
           <w:lang w:val="en-US"/>
         </w:rPr>
-        <w:t xml:space="preserve"> award in 2022-23, 2024, and 2025 for contributions in .NET, JavaScript and Azure developer communities</w:t>
+        <w:t xml:space="preserve"> award in 2022</w:t>
+      </w:r>
+      <w:r>
+        <w:rPr>
+          <w:rFonts w:ascii="Carlito" w:eastAsia="Carlito" w:hAnsi="Carlito" w:cs="Carlito"/>
+          <w:color w:val="auto"/>
+          <w:sz w:val="18"/>
+          <w:szCs w:val="22"/>
+          <w:lang w:val="en-US"/>
+        </w:rPr>
+        <w:t xml:space="preserve"> to 2027 (5 years)</w:t>
+      </w:r>
+      <w:r>
+        <w:rPr>
+          <w:rFonts w:ascii="Carlito" w:eastAsia="Carlito" w:hAnsi="Carlito" w:cs="Carlito"/>
+          <w:color w:val="auto"/>
+          <w:sz w:val="18"/>
+          <w:szCs w:val="22"/>
+          <w:lang w:val="en-US"/>
+        </w:rPr>
+        <w:t xml:space="preserve"> for contributions in .NET, JavaScript</w:t>
+      </w:r>
+      <w:r>
+        <w:rPr>
+          <w:rFonts w:ascii="Carlito" w:eastAsia="Carlito" w:hAnsi="Carlito" w:cs="Carlito"/>
+          <w:color w:val="auto"/>
+          <w:sz w:val="18"/>
+          <w:szCs w:val="22"/>
+          <w:lang w:val="en-US"/>
+        </w:rPr>
+        <w:t>,</w:t>
+      </w:r>
+      <w:r>
+        <w:rPr>
+          <w:rFonts w:ascii="Carlito" w:eastAsia="Carlito" w:hAnsi="Carlito" w:cs="Carlito"/>
+          <w:color w:val="auto"/>
+          <w:sz w:val="18"/>
+          <w:szCs w:val="22"/>
+          <w:lang w:val="en-US"/>
+        </w:rPr>
+        <w:t xml:space="preserve"> Azure</w:t>
+      </w:r>
+      <w:r>
+        <w:rPr>
+          <w:rFonts w:ascii="Carlito" w:eastAsia="Carlito" w:hAnsi="Carlito" w:cs="Carlito"/>
+          <w:color w:val="auto"/>
+          <w:sz w:val="18"/>
+          <w:szCs w:val="22"/>
+          <w:lang w:val="en-US"/>
+        </w:rPr>
+        <w:t>, and open-source</w:t>
+      </w:r>
+      <w:r>
+        <w:rPr>
+          <w:rFonts w:ascii="Carlito" w:eastAsia="Carlito" w:hAnsi="Carlito" w:cs="Carlito"/>
+          <w:color w:val="auto"/>
+          <w:sz w:val="18"/>
+          <w:szCs w:val="22"/>
+          <w:lang w:val="en-US"/>
+        </w:rPr>
+        <w:t xml:space="preserve"> communities</w:t>
       </w:r>
     </w:p>
     <w:p>

--- a/static/resume.docx
+++ b/static/resume.docx
@@ -74,14 +74,10 @@
             <w:rStyle w:val="Hyperlink"/>
             <w:sz w:val="20"/>
           </w:rPr>
-          <w:t>oberai.dev</w:t>
+          <w:t>adityaoberai.com</w:t>
         </w:r>
       </w:hyperlink>
       <w:r>
-        <w:rPr>
-          <w:rStyle w:val="Hyperlink"/>
-          <w:sz w:val="20"/>
-        </w:rPr>
         <w:t xml:space="preserve"> </w:t>
       </w:r>
       <w:r>
